--- a/pr-preview/pr-436/correlation-regression-handout.docx
+++ b/pr-preview/pr-436/correlation-regression-handout.docx
@@ -15,7 +15,7 @@
         <w:pStyle w:val="Date"/>
       </w:pPr>
       <w:r>
-        <w:t xml:space="preserve">Last modified: 2026-10-22 14:37:13 (PDT)</w:t>
+        <w:t xml:space="preserve">Last modified: 2026-10-22 15:47:56 (PDT)</w:t>
       </w:r>
     </w:p>
     <w:p>
@@ -38497,8 +38497,8 @@
     &amp;&amp; \text{(matrices add entrywise)}\\
     &amp;= \begin{pmatrix} n &amp; \sum_{i=1}^nx_i\\ \sum_{i=1}^nx_i&amp; \sum_{i=1}^nx_i^2 \end{pmatrix}
     &amp;&amp; \text{(sum of a constant)}\\
-    &amp;= \begin{pmatrix} n &amp; n\bar{x}\\ n\bar{x}&amp; \sum_{i=1}^nx_i^2 \end{pmatrix}
-    &amp;&amp; \text{($\sum_{i=1}^nx_i= n \bar{x}$)}
+    &amp;= \begin{pmatrix} n &amp; n{\bar{x}}\\ n{\bar{x}}&amp; \sum_{i=1}^nx_i^2 \end{pmatrix}
+    &amp;&amp; \text{($\sum_{i=1}^nx_i= n {\bar{x}}$)}
     \end{aligned}
     $$</w:t>
       </w:r>
@@ -38517,8 +38517,8 @@
     &amp;&amp; \text{(scalar times a vector)}\\
     &amp;= \begin{pmatrix} \sum_{i=1}^ny_i\\ \sum_{i=1}^nx_iy_i\end{pmatrix}
     &amp;&amp; \text{(vectors add entrywise)}\\
-    &amp;= \begin{pmatrix} n\bar{y}\\ \sum_{i=1}^nx_iy_i\end{pmatrix}
-    &amp;&amp; \text{($\sum_{i=1}^ny_i= n \bar{y}$)}
+    &amp;= \begin{pmatrix} n{\bar{y}}\\ \sum_{i=1}^nx_iy_i\end{pmatrix}
+    &amp;&amp; \text{($\sum_{i=1}^ny_i= n {\bar{y}}$)}
     \end{aligned}
     $$</w:t>
       </w:r>
@@ -41656,96 +41656,96 @@
     \begin{aligned}
     A^{-1} \mathord{\smash[b]{\underset{\raise.3ex\hbox{$\scriptstyle\sim$}}{c}}\vphantom{c}}
     &amp;= \frac{1}{\det A}
-      \begin{pmatrix} \sum_{i=1}^nx_i^2 &amp; -n\bar{x}\\ -n\bar{x}&amp; n \end{pmatrix}
+      \begin{pmatrix} \sum_{i=1}^nx_i^2 &amp; -n{\bar{x}}\\ -n{\bar{x}}&amp; n \end{pmatrix}
       \mathord{\smash[b]{\underset{\raise.3ex\hbox{$\scriptstyle\sim$}}{c}}\vphantom{c}}
     &amp;&amp; \text{(inverse of a $2 \times 2$ matrix)}\\
     &amp;= \frac{1}{n S_{xx}}
-      \begin{pmatrix} \sum_{i=1}^nx_i^2 &amp; -n\bar{x}\\ -n\bar{x}&amp; n \end{pmatrix}
+      \begin{pmatrix} \sum_{i=1}^nx_i^2 &amp; -n{\bar{x}}\\ -n{\bar{x}}&amp; n \end{pmatrix}
       \mathord{\smash[b]{\underset{\raise.3ex\hbox{$\scriptstyle\sim$}}{c}}\vphantom{c}}
     &amp;&amp; \text{($\det A = n S_{xx}$)}\\
     &amp;= \frac{1}{n S_{xx}}
-      \begin{pmatrix} \sum_{i=1}^nx_i^2 &amp; -n\bar{x}\\ -n\bar{x}&amp; n \end{pmatrix}
-      \begin{pmatrix} n\bar{y}\\ \sum_{i=1}^nx_iy_i\end{pmatrix}
+      \begin{pmatrix} \sum_{i=1}^nx_i^2 &amp; -n{\bar{x}}\\ -n{\bar{x}}&amp; n \end{pmatrix}
+      \begin{pmatrix} n{\bar{y}}\\ \sum_{i=1}^nx_iy_i\end{pmatrix}
     &amp;&amp; \text{(substitute $\mathord{\smash[b]{\underset{\raise.3ex\hbox{$\scriptstyle\sim$}}{c}}\vphantom{c}}$)}\\
     &amp;= \frac{1}{n S_{xx}}
       \begin{pmatrix}
-      \sum_{i=1}^nx_i^2 \cdot n\bar{y}+ \mathopen{}\left(-n\bar{x}\right)\mathclose{} \sum_{i=1}^nx_iy_i\\
-      \mathopen{}\left(-n\bar{x}\right)\mathclose{} \cdot n\bar{y}+ n \sum_{i=1}^nx_iy_i
+      \sum_{i=1}^nx_i^2 \cdot n{\bar{y}}+ \mathopen{}\left(-n{\bar{x}}\right)\mathclose{} \sum_{i=1}^nx_iy_i\\
+      \mathopen{}\left(-n{\bar{x}}\right)\mathclose{} \cdot n{\bar{y}}+ n \sum_{i=1}^nx_iy_i
       \end{pmatrix}
     &amp;&amp; \text{(matrix times a vector)}\\
     &amp;= \frac{1}{n S_{xx}}
       \begin{pmatrix}
-      n \bar{y}\sum_{i=1}^nx_i^2 - n \bar{x}\sum_{i=1}^nx_iy_i\\
-      -n^2 \bar{x}\bar{y}+ n \sum_{i=1}^nx_iy_i
+      n {\bar{y}}\sum_{i=1}^nx_i^2 - n {\bar{x}}\sum_{i=1}^nx_iy_i\\
+      -n^2 {\bar{x}}{\bar{y}}+ n \sum_{i=1}^nx_iy_i
       \end{pmatrix}
     &amp;&amp; \text{(multiply out the products)}\\
     &amp;= \frac{1}{n S_{xx}} \, n
       \begin{pmatrix}
-      \bar{y}\sum_{i=1}^nx_i^2 - \bar{x}\sum_{i=1}^nx_iy_i\\
-      -n \bar{x}\bar{y}+ \sum_{i=1}^nx_iy_i
+      {\bar{y}}\sum_{i=1}^nx_i^2 - {\bar{x}}\sum_{i=1}^nx_iy_i\\
+      -n {\bar{x}}{\bar{y}}+ \sum_{i=1}^nx_iy_i
       \end{pmatrix}
     &amp;&amp; \text{(factor $n$ out of the vector)}\\
     &amp;= \frac{1}{S_{xx}}
       \begin{pmatrix}
-      \bar{y}\sum_{i=1}^nx_i^2 - \bar{x}\sum_{i=1}^nx_iy_i\\
-      -n \bar{x}\bar{y}+ \sum_{i=1}^nx_iy_i
+      {\bar{y}}\sum_{i=1}^nx_i^2 - {\bar{x}}\sum_{i=1}^nx_iy_i\\
+      -n {\bar{x}}{\bar{y}}+ \sum_{i=1}^nx_iy_i
       \end{pmatrix}
     &amp;&amp; \text{(cancel $n$)}\\
     &amp;= \frac{1}{S_{xx}}
       \begin{pmatrix}
-      \bar{y}\sum_{i=1}^nx_i^2 - \bar{x}\sum_{i=1}^nx_iy_i\\
-      \sum_{i=1}^nx_iy_i- n \bar{x}\bar{y}
+      {\bar{y}}\sum_{i=1}^nx_i^2 - {\bar{x}}\sum_{i=1}^nx_iy_i\\
+      \sum_{i=1}^nx_iy_i- n {\bar{x}}{\bar{y}}
       \end{pmatrix}
     &amp;&amp; \text{(reorder the terms of the second entry)}\\
     &amp;= \frac{1}{S_{xx}}
       \begin{pmatrix}
-      \bar{y}\mathopen{}\left(S_{xx}+ n\bar{x}^2\right)\mathclose{} - \bar{x}\sum_{i=1}^nx_iy_i\\
-      \sum_{i=1}^nx_iy_i- n \bar{x}\bar{y}
+      {\bar{y}}\mathopen{}\left(S_{xx}+ n{\bar{x}}^2\right)\mathclose{} - {\bar{x}}\sum_{i=1}^nx_iy_i\\
+      \sum_{i=1}^nx_iy_i- n {\bar{x}}{\bar{y}}
       \end{pmatrix}
-    &amp;&amp; \text{($\sum_{i=1}^nx_i^2 = S_{xx}+ n\bar{x}^2$)}\\
+    &amp;&amp; \text{($\sum_{i=1}^nx_i^2 = S_{xx}+ n{\bar{x}}^2$)}\\
     &amp;= \frac{1}{S_{xx}}
       \begin{pmatrix}
-      \bar{y}\mathopen{}\left(S_{xx}+ n\bar{x}^2\right)\mathclose{} - \bar{x}\mathopen{}\left(S_{xy}+ n\bar{x}\bar{y}\right)\mathclose{} \\
-      \mathopen{}\left(S_{xy}+ n\bar{x}\bar{y}\right)\mathclose{} - n \bar{x}\bar{y}
+      {\bar{y}}\mathopen{}\left(S_{xx}+ n{\bar{x}}^2\right)\mathclose{} - {\bar{x}}\mathopen{}\left(S_{xy}+ n{\bar{x}}{\bar{y}}\right)\mathclose{} \\
+      \mathopen{}\left(S_{xy}+ n{\bar{x}}{\bar{y}}\right)\mathclose{} - n {\bar{x}}{\bar{y}}
       \end{pmatrix}
-    &amp;&amp; \text{($\sum_{i=1}^nx_iy_i= S_{xy}+ n\bar{x}\bar{y}$)}\\
+    &amp;&amp; \text{($\sum_{i=1}^nx_iy_i= S_{xy}+ n{\bar{x}}{\bar{y}}$)}\\
     &amp;= \frac{1}{S_{xx}}
       \begin{pmatrix}
-      \bar{y}S_{xx}+ \bar{y}n\bar{x}^2 - \bar{x}S_{xy}- \bar{x}n\bar{x}\bar{y}\\
-      S_{xy}+ n\bar{x}\bar{y}- n \bar{x}\bar{y}
+      {\bar{y}}S_{xx}+ {\bar{y}}n{\bar{x}}^2 - {\bar{x}}S_{xy}- {\bar{x}}n{\bar{x}}{\bar{y}}\\
+      S_{xy}+ n{\bar{x}}{\bar{y}}- n {\bar{x}}{\bar{y}}
       \end{pmatrix}
     &amp;&amp; \text{(distribute)}\\
     &amp;= \frac{1}{S_{xx}}
       \begin{pmatrix}
-      \bar{y}S_{xx}+ n\bar{x}^2\bar{y}- \bar{x}S_{xy}- n\bar{x}\bar{x}\bar{y}\\
-      S_{xy}+ n\bar{x}\bar{y}- n \bar{x}\bar{y}
+      {\bar{y}}S_{xx}+ n{\bar{x}}^2{\bar{y}}- {\bar{x}}S_{xy}- n{\bar{x}}{\bar{x}}{\bar{y}}\\
+      S_{xy}+ n{\bar{x}}{\bar{y}}- n {\bar{x}}{\bar{y}}
       \end{pmatrix}
     &amp;&amp; \text{(reorder the factors)}\\
     &amp;= \frac{1}{S_{xx}}
       \begin{pmatrix}
-      \bar{y}S_{xx}+ n\bar{x}^2\bar{y}- \bar{x}S_{xy}- n\bar{x}^2\bar{y}\\
-      S_{xy}+ n\bar{x}\bar{y}- n \bar{x}\bar{y}
+      {\bar{y}}S_{xx}+ n{\bar{x}}^2{\bar{y}}- {\bar{x}}S_{xy}- n{\bar{x}}^2{\bar{y}}\\
+      S_{xy}+ n{\bar{x}}{\bar{y}}- n {\bar{x}}{\bar{y}}
       \end{pmatrix}
-    &amp;&amp; \text{($\bar{x}\bar{x}= \bar{x}^2$)}\\
+    &amp;&amp; \text{(${\bar{x}}{\bar{x}}= {\bar{x}}^2$)}\\
     &amp;= \frac{1}{S_{xx}}
       \begin{pmatrix}
-      \bar{y}S_{xx}- \bar{x}S_{xy}\\
-      S_{xy}+ n\bar{x}\bar{y}- n \bar{x}\bar{y}
+      {\bar{y}}S_{xx}- {\bar{x}}S_{xy}\\
+      S_{xy}+ n{\bar{x}}{\bar{y}}- n {\bar{x}}{\bar{y}}
       \end{pmatrix}
-    &amp;&amp; \text{(first entry: cancel $\pm n\bar{x}^2\bar{y}$)}\\
+    &amp;&amp; \text{(first entry: cancel $\pm n{\bar{x}}^2{\bar{y}}$)}\\
     &amp;= \frac{1}{S_{xx}}
       \begin{pmatrix}
-      \bar{y}S_{xx}- \bar{x}S_{xy}\\
+      {\bar{y}}S_{xx}- {\bar{x}}S_{xy}\\
       S_{xy}
       \end{pmatrix}
-    &amp;&amp; \text{(second entry: cancel $\pm n\bar{x}\bar{y}$)}\\
+    &amp;&amp; \text{(second entry: cancel $\pm n{\bar{x}}{\bar{y}}$)}\\
     &amp;= \begin{pmatrix}
-      \bar{y}S_{xx}/ S_{xx}- \bar{x}\, S_{xy}/ S_{xx}\\
+      {\bar{y}}S_{xx}/ S_{xx}- {\bar{x}}\, S_{xy}/ S_{xx}\\
       S_{xy}/ S_{xx}
       \end{pmatrix}
     &amp;&amp; \text{(multiply each entry by $1 / S_{xx}$)}\\
     &amp;= \begin{pmatrix}
-      \bar{y}- \bar{x}\, S_{xy}/ S_{xx}\\
+      {\bar{y}}- {\bar{x}}\, S_{xy}/ S_{xx}\\
       S_{xy}/ S_{xx}
       \end{pmatrix}
     &amp;&amp; \text{(cancel $S_{xx}$)}
@@ -42042,7 +42042,7 @@
       <w:r>
         <w:t xml:space="preserve">$$
     \mathord{\smash[b]{\underset{\raise.3ex\hbox{$\scriptstyle\sim$}}{\beta}}\vphantom{\beta}}= A^{-1} \mathord{\smash[b]{\underset{\raise.3ex\hbox{$\scriptstyle\sim$}}{c}}\vphantom{c}}
-    = \begin{pmatrix} \bar{y}- \beta_{x} \bar{x}\\ S_{xy}/ S_{xx}\end{pmatrix}
+    = \begin{pmatrix} {\bar{y}}- \beta_{x} {\bar{x}}\\ S_{xy}/ S_{xx}\end{pmatrix}
     \quad \text{with} \quad \beta_{x} = \frac{S_{xy}}{S_{xx}},
     $$</w:t>
       </w:r>
